--- a/submission/COMAVI_v9.2_SI/S1_Text.docx
+++ b/submission/COMAVI_v9.2_SI/S1_Text.docx
@@ -146,7 +146,7 @@
     </w:p>
     <w:p>
       <w:r>
-        <w:t>Using the all-row 78-axis convention, energetic-output agreement was 20/32 = 0.625 for E1-E2 evidence and 38/46 = 0.826 for E3-E5 evidence (Fisher p = 0.065). Evidence class was strongly associated with expected axis state: direct measurements were preferentially available for destabilizers, whereas frequency-supported and inferred commitments were predominantly neutral. Within expected-destabilizing axes, agreement was 14/24 for E1-E2 and 4/6 for E3-E5; within expected-neutral axes, the corresponding rates were 6/7 and 34/40. The continuity-corrected Mantel-Haenszel estimate across expected-state strata was odds ratio 0.83 (p = 0.92). Thus the current benchmark does not show that evidence category independently explains energetic-output agreement after expected axis state is considered. Among 25 gradeable E1 energetic axes, 18 agreed (0.720).</w:t>
+        <w:t>Using the all-row 78-axis convention, energetic-output agreement was 20/34 = 0.588 for E1-E2 evidence and 36/44 = 0.818 for E3-E5 evidence (Fisher p = 0.041). Evidence class was strongly associated with expected axis state: direct measurements were preferentially available for destabilizers, whereas frequency-supported and inferred commitments were predominantly neutral. Within expected-destabilizing axes, agreement was 14/26 for E1-E2 and 4/6 for E3-E5; within expected-neutral axes, the corresponding rates were 6/7 and 32/38. The continuity-corrected Mantel-Haenszel estimate across expected-state strata was odds ratio 0.76 (p = 0.98). Thus the current benchmark does not show that evidence category independently explains energetic-output agreement after expected axis state is considered. Among 26 gradeable E1 energetic axes, 18 agreed (0.692).</w:t>
       </w:r>
     </w:p>
     <w:p>
